--- a/Ma Médiathèque.docx
+++ b/Ma Médiathèque.docx
@@ -83,19 +83,453 @@
       </w:r>
     </w:p>
     <w:p>
-      <w:proofErr w:type="gramStart"/>
-      <w:r>
-        <w:t>node</w:t>
-      </w:r>
-      <w:proofErr w:type="gramEnd"/>
-      <w:r>
-        <w:t xml:space="preserve"> </w:t>
+      <w:r>
+        <w:t xml:space="preserve">node </w:t>
       </w:r>
       <w:r>
         <w:t>–</w:t>
       </w:r>
       <w:r>
         <w:t>version</w:t>
+      </w:r>
+    </w:p>
+    <w:p/>
+    <w:p>
+      <w:r>
+        <w:t>Copier vlclauncher.js dans c:\ma_mediatheque</w:t>
+      </w:r>
+    </w:p>
+    <w:p>
+      <w:pPr>
+        <w:rPr>
+          <w:lang w:val="en-US"/>
+        </w:rPr>
+      </w:pPr>
+      <w:r>
+        <w:rPr>
+          <w:lang w:val="en-US"/>
+        </w:rPr>
+        <w:t xml:space="preserve">Dans powershell, lancer </w:t>
+      </w:r>
+    </w:p>
+    <w:p>
+      <w:pPr>
+        <w:rPr>
+          <w:lang w:val="en-US"/>
+        </w:rPr>
+      </w:pPr>
+      <w:r>
+        <w:rPr>
+          <w:lang w:val="en-US"/>
+        </w:rPr>
+        <w:t>node vlcLauncher.js</w:t>
+      </w:r>
+    </w:p>
+    <w:p>
+      <w:pPr>
+        <w:rPr>
+          <w:lang w:val="en-US"/>
+        </w:rPr>
+      </w:pPr>
+    </w:p>
+    <w:p>
+      <w:pPr>
+        <w:pStyle w:val="Titre1"/>
+      </w:pPr>
+      <w:r>
+        <w:t>Paramétrer le partage de disque</w:t>
+      </w:r>
+    </w:p>
+    <w:p>
+      <w:r>
+        <w:t>Win + R : control</w:t>
+      </w:r>
+    </w:p>
+    <w:p/>
+    <w:p>
+      <w:r>
+        <w:rPr>
+          <w:noProof/>
+        </w:rPr>
+        <w:lastRenderedPageBreak/>
+        <w:drawing>
+          <wp:inline distT="0" distB="0" distL="0" distR="0" wp14:anchorId="107C9749" wp14:editId="6FE792A1">
+            <wp:extent cx="6645910" cy="5991225"/>
+            <wp:effectExtent l="0" t="0" r="2540" b="9525"/>
+            <wp:docPr id="1504663998" name="Image 1"/>
+            <wp:cNvGraphicFramePr>
+              <a:graphicFrameLocks xmlns:a="http://schemas.openxmlformats.org/drawingml/2006/main" noChangeAspect="1"/>
+            </wp:cNvGraphicFramePr>
+            <a:graphic xmlns:a="http://schemas.openxmlformats.org/drawingml/2006/main">
+              <a:graphicData uri="http://schemas.openxmlformats.org/drawingml/2006/picture">
+                <pic:pic xmlns:pic="http://schemas.openxmlformats.org/drawingml/2006/picture">
+                  <pic:nvPicPr>
+                    <pic:cNvPr id="1504663998" name=""/>
+                    <pic:cNvPicPr/>
+                  </pic:nvPicPr>
+                  <pic:blipFill>
+                    <a:blip r:embed="rId5"/>
+                    <a:stretch>
+                      <a:fillRect/>
+                    </a:stretch>
+                  </pic:blipFill>
+                  <pic:spPr>
+                    <a:xfrm>
+                      <a:off x="0" y="0"/>
+                      <a:ext cx="6645910" cy="5991225"/>
+                    </a:xfrm>
+                    <a:prstGeom prst="rect">
+                      <a:avLst/>
+                    </a:prstGeom>
+                  </pic:spPr>
+                </pic:pic>
+              </a:graphicData>
+            </a:graphic>
+          </wp:inline>
+        </w:drawing>
+      </w:r>
+    </w:p>
+    <w:p/>
+    <w:p/>
+    <w:p/>
+    <w:p>
+      <w:r>
+        <w:rPr>
+          <w:noProof/>
+        </w:rPr>
+        <w:lastRenderedPageBreak/>
+        <w:drawing>
+          <wp:inline distT="0" distB="0" distL="0" distR="0" wp14:anchorId="2DD23FF7" wp14:editId="6272B58C">
+            <wp:extent cx="6645910" cy="4153535"/>
+            <wp:effectExtent l="0" t="0" r="2540" b="0"/>
+            <wp:docPr id="294243748" name="Image 1"/>
+            <wp:cNvGraphicFramePr>
+              <a:graphicFrameLocks xmlns:a="http://schemas.openxmlformats.org/drawingml/2006/main" noChangeAspect="1"/>
+            </wp:cNvGraphicFramePr>
+            <a:graphic xmlns:a="http://schemas.openxmlformats.org/drawingml/2006/main">
+              <a:graphicData uri="http://schemas.openxmlformats.org/drawingml/2006/picture">
+                <pic:pic xmlns:pic="http://schemas.openxmlformats.org/drawingml/2006/picture">
+                  <pic:nvPicPr>
+                    <pic:cNvPr id="294243748" name=""/>
+                    <pic:cNvPicPr/>
+                  </pic:nvPicPr>
+                  <pic:blipFill>
+                    <a:blip r:embed="rId6"/>
+                    <a:stretch>
+                      <a:fillRect/>
+                    </a:stretch>
+                  </pic:blipFill>
+                  <pic:spPr>
+                    <a:xfrm>
+                      <a:off x="0" y="0"/>
+                      <a:ext cx="6645910" cy="4153535"/>
+                    </a:xfrm>
+                    <a:prstGeom prst="rect">
+                      <a:avLst/>
+                    </a:prstGeom>
+                  </pic:spPr>
+                </pic:pic>
+              </a:graphicData>
+            </a:graphic>
+          </wp:inline>
+        </w:drawing>
+      </w:r>
+    </w:p>
+    <w:p>
+      <w:r>
+        <w:rPr>
+          <w:noProof/>
+        </w:rPr>
+        <w:drawing>
+          <wp:inline distT="0" distB="0" distL="0" distR="0" wp14:anchorId="700D3FA4" wp14:editId="77B3B9EF">
+            <wp:extent cx="6645910" cy="4153535"/>
+            <wp:effectExtent l="0" t="0" r="2540" b="0"/>
+            <wp:docPr id="773954123" name="Image 1"/>
+            <wp:cNvGraphicFramePr>
+              <a:graphicFrameLocks xmlns:a="http://schemas.openxmlformats.org/drawingml/2006/main" noChangeAspect="1"/>
+            </wp:cNvGraphicFramePr>
+            <a:graphic xmlns:a="http://schemas.openxmlformats.org/drawingml/2006/main">
+              <a:graphicData uri="http://schemas.openxmlformats.org/drawingml/2006/picture">
+                <pic:pic xmlns:pic="http://schemas.openxmlformats.org/drawingml/2006/picture">
+                  <pic:nvPicPr>
+                    <pic:cNvPr id="773954123" name=""/>
+                    <pic:cNvPicPr/>
+                  </pic:nvPicPr>
+                  <pic:blipFill>
+                    <a:blip r:embed="rId7"/>
+                    <a:stretch>
+                      <a:fillRect/>
+                    </a:stretch>
+                  </pic:blipFill>
+                  <pic:spPr>
+                    <a:xfrm>
+                      <a:off x="0" y="0"/>
+                      <a:ext cx="6645910" cy="4153535"/>
+                    </a:xfrm>
+                    <a:prstGeom prst="rect">
+                      <a:avLst/>
+                    </a:prstGeom>
+                  </pic:spPr>
+                </pic:pic>
+              </a:graphicData>
+            </a:graphic>
+          </wp:inline>
+        </w:drawing>
+      </w:r>
+    </w:p>
+    <w:p>
+      <w:r>
+        <w:rPr>
+          <w:noProof/>
+        </w:rPr>
+        <w:lastRenderedPageBreak/>
+        <w:drawing>
+          <wp:inline distT="0" distB="0" distL="0" distR="0" wp14:anchorId="02ADFF22" wp14:editId="67FB4428">
+            <wp:extent cx="6645910" cy="4153535"/>
+            <wp:effectExtent l="0" t="0" r="2540" b="0"/>
+            <wp:docPr id="784943774" name="Image 1"/>
+            <wp:cNvGraphicFramePr>
+              <a:graphicFrameLocks xmlns:a="http://schemas.openxmlformats.org/drawingml/2006/main" noChangeAspect="1"/>
+            </wp:cNvGraphicFramePr>
+            <a:graphic xmlns:a="http://schemas.openxmlformats.org/drawingml/2006/main">
+              <a:graphicData uri="http://schemas.openxmlformats.org/drawingml/2006/picture">
+                <pic:pic xmlns:pic="http://schemas.openxmlformats.org/drawingml/2006/picture">
+                  <pic:nvPicPr>
+                    <pic:cNvPr id="784943774" name=""/>
+                    <pic:cNvPicPr/>
+                  </pic:nvPicPr>
+                  <pic:blipFill>
+                    <a:blip r:embed="rId8"/>
+                    <a:stretch>
+                      <a:fillRect/>
+                    </a:stretch>
+                  </pic:blipFill>
+                  <pic:spPr>
+                    <a:xfrm>
+                      <a:off x="0" y="0"/>
+                      <a:ext cx="6645910" cy="4153535"/>
+                    </a:xfrm>
+                    <a:prstGeom prst="rect">
+                      <a:avLst/>
+                    </a:prstGeom>
+                  </pic:spPr>
+                </pic:pic>
+              </a:graphicData>
+            </a:graphic>
+          </wp:inline>
+        </w:drawing>
+      </w:r>
+    </w:p>
+    <w:p>
+      <w:r>
+        <w:rPr>
+          <w:noProof/>
+        </w:rPr>
+        <w:drawing>
+          <wp:inline distT="0" distB="0" distL="0" distR="0" wp14:anchorId="2D7E9A65" wp14:editId="5F8DFD16">
+            <wp:extent cx="6645910" cy="4153535"/>
+            <wp:effectExtent l="0" t="0" r="2540" b="0"/>
+            <wp:docPr id="99018546" name="Image 1"/>
+            <wp:cNvGraphicFramePr>
+              <a:graphicFrameLocks xmlns:a="http://schemas.openxmlformats.org/drawingml/2006/main" noChangeAspect="1"/>
+            </wp:cNvGraphicFramePr>
+            <a:graphic xmlns:a="http://schemas.openxmlformats.org/drawingml/2006/main">
+              <a:graphicData uri="http://schemas.openxmlformats.org/drawingml/2006/picture">
+                <pic:pic xmlns:pic="http://schemas.openxmlformats.org/drawingml/2006/picture">
+                  <pic:nvPicPr>
+                    <pic:cNvPr id="99018546" name=""/>
+                    <pic:cNvPicPr/>
+                  </pic:nvPicPr>
+                  <pic:blipFill>
+                    <a:blip r:embed="rId9"/>
+                    <a:stretch>
+                      <a:fillRect/>
+                    </a:stretch>
+                  </pic:blipFill>
+                  <pic:spPr>
+                    <a:xfrm>
+                      <a:off x="0" y="0"/>
+                      <a:ext cx="6645910" cy="4153535"/>
+                    </a:xfrm>
+                    <a:prstGeom prst="rect">
+                      <a:avLst/>
+                    </a:prstGeom>
+                  </pic:spPr>
+                </pic:pic>
+              </a:graphicData>
+            </a:graphic>
+          </wp:inline>
+        </w:drawing>
+      </w:r>
+    </w:p>
+    <w:p>
+      <w:r>
+        <w:rPr>
+          <w:noProof/>
+        </w:rPr>
+        <w:lastRenderedPageBreak/>
+        <w:drawing>
+          <wp:inline distT="0" distB="0" distL="0" distR="0" wp14:anchorId="287A9BA0" wp14:editId="6B961AB1">
+            <wp:extent cx="6645910" cy="4153535"/>
+            <wp:effectExtent l="0" t="0" r="2540" b="0"/>
+            <wp:docPr id="1114233835" name="Image 1"/>
+            <wp:cNvGraphicFramePr>
+              <a:graphicFrameLocks xmlns:a="http://schemas.openxmlformats.org/drawingml/2006/main" noChangeAspect="1"/>
+            </wp:cNvGraphicFramePr>
+            <a:graphic xmlns:a="http://schemas.openxmlformats.org/drawingml/2006/main">
+              <a:graphicData uri="http://schemas.openxmlformats.org/drawingml/2006/picture">
+                <pic:pic xmlns:pic="http://schemas.openxmlformats.org/drawingml/2006/picture">
+                  <pic:nvPicPr>
+                    <pic:cNvPr id="1114233835" name=""/>
+                    <pic:cNvPicPr/>
+                  </pic:nvPicPr>
+                  <pic:blipFill>
+                    <a:blip r:embed="rId10"/>
+                    <a:stretch>
+                      <a:fillRect/>
+                    </a:stretch>
+                  </pic:blipFill>
+                  <pic:spPr>
+                    <a:xfrm>
+                      <a:off x="0" y="0"/>
+                      <a:ext cx="6645910" cy="4153535"/>
+                    </a:xfrm>
+                    <a:prstGeom prst="rect">
+                      <a:avLst/>
+                    </a:prstGeom>
+                  </pic:spPr>
+                </pic:pic>
+              </a:graphicData>
+            </a:graphic>
+          </wp:inline>
+        </w:drawing>
+      </w:r>
+    </w:p>
+    <w:p>
+      <w:r>
+        <w:rPr>
+          <w:noProof/>
+        </w:rPr>
+        <w:drawing>
+          <wp:inline distT="0" distB="0" distL="0" distR="0" wp14:anchorId="206B9972" wp14:editId="1A593FDB">
+            <wp:extent cx="6645910" cy="4153535"/>
+            <wp:effectExtent l="0" t="0" r="2540" b="0"/>
+            <wp:docPr id="1622768271" name="Image 1"/>
+            <wp:cNvGraphicFramePr>
+              <a:graphicFrameLocks xmlns:a="http://schemas.openxmlformats.org/drawingml/2006/main" noChangeAspect="1"/>
+            </wp:cNvGraphicFramePr>
+            <a:graphic xmlns:a="http://schemas.openxmlformats.org/drawingml/2006/main">
+              <a:graphicData uri="http://schemas.openxmlformats.org/drawingml/2006/picture">
+                <pic:pic xmlns:pic="http://schemas.openxmlformats.org/drawingml/2006/picture">
+                  <pic:nvPicPr>
+                    <pic:cNvPr id="1622768271" name=""/>
+                    <pic:cNvPicPr/>
+                  </pic:nvPicPr>
+                  <pic:blipFill>
+                    <a:blip r:embed="rId11"/>
+                    <a:stretch>
+                      <a:fillRect/>
+                    </a:stretch>
+                  </pic:blipFill>
+                  <pic:spPr>
+                    <a:xfrm>
+                      <a:off x="0" y="0"/>
+                      <a:ext cx="6645910" cy="4153535"/>
+                    </a:xfrm>
+                    <a:prstGeom prst="rect">
+                      <a:avLst/>
+                    </a:prstGeom>
+                  </pic:spPr>
+                </pic:pic>
+              </a:graphicData>
+            </a:graphic>
+          </wp:inline>
+        </w:drawing>
+      </w:r>
+    </w:p>
+    <w:p>
+      <w:r>
+        <w:rPr>
+          <w:noProof/>
+        </w:rPr>
+        <w:lastRenderedPageBreak/>
+        <w:drawing>
+          <wp:inline distT="0" distB="0" distL="0" distR="0" wp14:anchorId="082DEA34" wp14:editId="4AFF148B">
+            <wp:extent cx="6645910" cy="4153535"/>
+            <wp:effectExtent l="0" t="0" r="2540" b="0"/>
+            <wp:docPr id="1939598855" name="Image 1"/>
+            <wp:cNvGraphicFramePr>
+              <a:graphicFrameLocks xmlns:a="http://schemas.openxmlformats.org/drawingml/2006/main" noChangeAspect="1"/>
+            </wp:cNvGraphicFramePr>
+            <a:graphic xmlns:a="http://schemas.openxmlformats.org/drawingml/2006/main">
+              <a:graphicData uri="http://schemas.openxmlformats.org/drawingml/2006/picture">
+                <pic:pic xmlns:pic="http://schemas.openxmlformats.org/drawingml/2006/picture">
+                  <pic:nvPicPr>
+                    <pic:cNvPr id="1939598855" name=""/>
+                    <pic:cNvPicPr/>
+                  </pic:nvPicPr>
+                  <pic:blipFill>
+                    <a:blip r:embed="rId12"/>
+                    <a:stretch>
+                      <a:fillRect/>
+                    </a:stretch>
+                  </pic:blipFill>
+                  <pic:spPr>
+                    <a:xfrm>
+                      <a:off x="0" y="0"/>
+                      <a:ext cx="6645910" cy="4153535"/>
+                    </a:xfrm>
+                    <a:prstGeom prst="rect">
+                      <a:avLst/>
+                    </a:prstGeom>
+                  </pic:spPr>
+                </pic:pic>
+              </a:graphicData>
+            </a:graphic>
+          </wp:inline>
+        </w:drawing>
+      </w:r>
+    </w:p>
+    <w:p>
+      <w:r>
+        <w:rPr>
+          <w:noProof/>
+        </w:rPr>
+        <w:drawing>
+          <wp:inline distT="0" distB="0" distL="0" distR="0" wp14:anchorId="69E3D8BD" wp14:editId="24FD4F8C">
+            <wp:extent cx="6645910" cy="4153535"/>
+            <wp:effectExtent l="0" t="0" r="2540" b="0"/>
+            <wp:docPr id="131471892" name="Image 1"/>
+            <wp:cNvGraphicFramePr>
+              <a:graphicFrameLocks xmlns:a="http://schemas.openxmlformats.org/drawingml/2006/main" noChangeAspect="1"/>
+            </wp:cNvGraphicFramePr>
+            <a:graphic xmlns:a="http://schemas.openxmlformats.org/drawingml/2006/main">
+              <a:graphicData uri="http://schemas.openxmlformats.org/drawingml/2006/picture">
+                <pic:pic xmlns:pic="http://schemas.openxmlformats.org/drawingml/2006/picture">
+                  <pic:nvPicPr>
+                    <pic:cNvPr id="131471892" name=""/>
+                    <pic:cNvPicPr/>
+                  </pic:nvPicPr>
+                  <pic:blipFill>
+                    <a:blip r:embed="rId13"/>
+                    <a:stretch>
+                      <a:fillRect/>
+                    </a:stretch>
+                  </pic:blipFill>
+                  <pic:spPr>
+                    <a:xfrm>
+                      <a:off x="0" y="0"/>
+                      <a:ext cx="6645910" cy="4153535"/>
+                    </a:xfrm>
+                    <a:prstGeom prst="rect">
+                      <a:avLst/>
+                    </a:prstGeom>
+                  </pic:spPr>
+                </pic:pic>
+              </a:graphicData>
+            </a:graphic>
+          </wp:inline>
+        </w:drawing>
       </w:r>
     </w:p>
     <w:p/>
